--- a/AIDS_AL23421_ML_MINI_PROJECT_TEMPLATE.docx
+++ b/AIDS_AL23421_ML_MINI_PROJECT_TEMPLATE.docx
@@ -39557,6 +39557,18 @@
                 <w:lang w:val="en-GB"/>
               </w:rPr>
             </w:pPr>
+            <w:hyperlink r:id="rId18" w:history="1">
+              <w:r>
+                <w:rPr>
+                  <w:rStyle w:val="Hyperlink"/>
+                  <w:rFonts w:ascii="Times New Roman" w:hAnsi="Times New Roman" w:cs="Times New Roman"/>
+                  <w:b/>
+                  <w:bCs/>
+                  <w:lang w:val="en-GB"/>
+                </w:rPr>
+                <w:t>https://github.com/dhanu896/Credit-Card-Fraud-Detection-Using-Naive-Bayes-Model.git</w:t>
+              </w:r>
+            </w:hyperlink>
             <w:bookmarkStart w:id="0" w:name="_GoBack"/>
             <w:bookmarkEnd w:id="0"/>
           </w:p>
@@ -39602,7 +39614,7 @@
       <w:r>
         <w:br/>
       </w:r>
-      <w:hyperlink r:id="rId18" w:history="1">
+      <w:hyperlink r:id="rId19" w:history="1">
         <w:r>
           <w:rPr>
             <w:rStyle w:val="Hyperlink"/>
@@ -39631,7 +39643,7 @@
       <w:r>
         <w:br/>
       </w:r>
-      <w:hyperlink r:id="rId19" w:history="1">
+      <w:hyperlink r:id="rId20" w:history="1">
         <w:r>
           <w:rPr>
             <w:rStyle w:val="Hyperlink"/>
@@ -39687,7 +39699,7 @@
       <w:r>
         <w:br/>
       </w:r>
-      <w:hyperlink r:id="rId20" w:history="1">
+      <w:hyperlink r:id="rId21" w:history="1">
         <w:r>
           <w:rPr>
             <w:rStyle w:val="Hyperlink"/>
@@ -39715,8 +39727,8 @@
       </w:pPr>
     </w:p>
     <w:sectPr>
-      <w:headerReference w:type="default" r:id="rId21"/>
-      <w:footerReference w:type="default" r:id="rId22"/>
+      <w:headerReference w:type="default" r:id="rId22"/>
+      <w:footerReference w:type="default" r:id="rId23"/>
       <w:pgSz w:w="12240" w:h="15840"/>
       <w:pgMar w:top="1440" w:right="1440" w:bottom="1440" w:left="1440" w:header="720" w:footer="720" w:gutter="0"/>
       <w:pgBorders w:offsetFrom="page">
@@ -39760,6 +39772,48 @@
 
 <file path=word/footer1.xml><?xml version="1.0" encoding="utf-8"?>
 <w:ftr xmlns:wpc="http://schemas.microsoft.com/office/word/2010/wordprocessingCanvas" xmlns:mc="http://schemas.openxmlformats.org/markup-compatibility/2006" xmlns:o="urn:schemas-microsoft-com:office:office" xmlns:r="http://schemas.openxmlformats.org/officeDocument/2006/relationships" xmlns:m="http://schemas.openxmlformats.org/officeDocument/2006/math" xmlns:v="urn:schemas-microsoft-com:vml" xmlns:wp14="http://schemas.microsoft.com/office/word/2010/wordprocessingDrawing" xmlns:wp="http://schemas.openxmlformats.org/drawingml/2006/wordprocessingDrawing" xmlns:w10="urn:schemas-microsoft-com:office:word" xmlns:w="http://schemas.openxmlformats.org/wordprocessingml/2006/main" xmlns:w14="http://schemas.microsoft.com/office/word/2010/wordml" xmlns:wpg="http://schemas.microsoft.com/office/word/2010/wordprocessingGroup" xmlns:wpi="http://schemas.microsoft.com/office/word/2010/wordprocessingInk" xmlns:wne="http://schemas.microsoft.com/office/word/2006/wordml" xmlns:wps="http://schemas.microsoft.com/office/word/2010/wordprocessingShape" mc:Ignorable="w14 wp14">
+  <w:sdt>
+    <w:sdtPr>
+      <w:id w:val="-458031825"/>
+      <w:docPartObj>
+        <w:docPartGallery w:val="Page Numbers (Bottom of Page)"/>
+        <w:docPartUnique/>
+      </w:docPartObj>
+    </w:sdtPr>
+    <w:sdtEndPr>
+      <w:rPr>
+        <w:noProof/>
+      </w:rPr>
+    </w:sdtEndPr>
+    <w:sdtContent>
+      <w:p>
+        <w:pPr>
+          <w:pStyle w:val="Footer"/>
+        </w:pPr>
+        <w:r>
+          <w:fldChar w:fldCharType="begin"/>
+        </w:r>
+        <w:r>
+          <w:instrText xml:space="preserve"> PAGE   \* MERGEFORMAT </w:instrText>
+        </w:r>
+        <w:r>
+          <w:fldChar w:fldCharType="separate"/>
+        </w:r>
+        <w:r>
+          <w:rPr>
+            <w:noProof/>
+          </w:rPr>
+          <w:t>54</w:t>
+        </w:r>
+        <w:r>
+          <w:rPr>
+            <w:noProof/>
+          </w:rPr>
+          <w:fldChar w:fldCharType="end"/>
+        </w:r>
+      </w:p>
+    </w:sdtContent>
+  </w:sdt>
   <w:p>
     <w:pPr>
       <w:pStyle w:val="Footer"/>
@@ -39767,12 +39821,6 @@
         <w:lang w:val="en-GB"/>
       </w:rPr>
     </w:pPr>
-    <w:r>
-      <w:rPr>
-        <w:lang w:val="en-GB"/>
-      </w:rPr>
-      <w:t>1</w:t>
-    </w:r>
   </w:p>
 </w:ftr>
 </file>
@@ -39816,7 +39864,13 @@
       <w:rPr>
         <w:lang w:val="en-GB"/>
       </w:rPr>
-      <w:t>&lt;Title of Your Project&gt;</w:t>
+      <w:t>&lt;Credit Card Fraud Detection Using Naïve Bayes</w:t>
+    </w:r>
+    <w:r>
+      <w:rPr>
+        <w:lang w:val="en-GB"/>
+      </w:rPr>
+      <w:t>&gt;</w:t>
     </w:r>
   </w:p>
 </w:hdr>
@@ -45594,7 +45648,6 @@
     <w:name w:val="Hyperlink"/>
     <w:basedOn w:val="DefaultParagraphFont"/>
     <w:uiPriority w:val="99"/>
-    <w:semiHidden/>
     <w:unhideWhenUsed/>
     <w:rsid w:val="00FD39C8"/>
     <w:rPr>
@@ -46439,7 +46492,6 @@
     <w:name w:val="Hyperlink"/>
     <w:basedOn w:val="DefaultParagraphFont"/>
     <w:uiPriority w:val="99"/>
-    <w:semiHidden/>
     <w:unhideWhenUsed/>
     <w:rsid w:val="00FD39C8"/>
     <w:rPr>
@@ -46739,7 +46791,7 @@
   <a:extraClrSchemeLst/>
   <a:extLst>
     <a:ext uri="{05A4C25C-085E-4340-85A3-A5531E510DB2}">
-      <thm15:themeFamily xmlns="" xmlns:thm15="http://schemas.microsoft.com/office/thememl/2012/main" name="Office Theme" id="{62F939B6-93AF-4DB8-9C6B-D6C7DFDC589F}" vid="{4A3C46E8-61CC-4603-A589-7422A47A8E4A}"/>
+      <thm15:themeFamily xmlns:thm15="http://schemas.microsoft.com/office/thememl/2012/main" xmlns="" name="Office Theme" id="{62F939B6-93AF-4DB8-9C6B-D6C7DFDC589F}" vid="{4A3C46E8-61CC-4603-A589-7422A47A8E4A}"/>
     </a:ext>
   </a:extLst>
 </a:theme>
@@ -46750,7 +46802,7 @@
 </file>
 
 <file path=customXml/itemProps1.xml><?xml version="1.0" encoding="utf-8"?>
-<ds:datastoreItem xmlns:ds="http://schemas.openxmlformats.org/officeDocument/2006/customXml" ds:itemID="{41266511-2659-4265-9150-EC1CF51CFF27}">
+<ds:datastoreItem xmlns:ds="http://schemas.openxmlformats.org/officeDocument/2006/customXml" ds:itemID="{0EEC304D-71CF-4AFE-B2A5-409B66F6DB05}">
   <ds:schemaRefs>
     <ds:schemaRef ds:uri="http://schemas.openxmlformats.org/officeDocument/2006/bibliography"/>
   </ds:schemaRefs>
